--- a/smit-finance.docx
+++ b/smit-finance.docx
@@ -546,7 +546,25 @@
                 <w:szCs w:val="20"/>
                 <w:lang w:val="en-US"/>
               </w:rPr>
-              <w:t>97.54%ile</w:t>
+              <w:t>97.</w:t>
+            </w:r>
+            <w:r>
+              <w:rPr>
+                <w:rFonts w:ascii="Calibri" w:hAnsi="Calibri" w:cs="Calibri"/>
+                <w:sz w:val="20"/>
+                <w:szCs w:val="20"/>
+                <w:lang w:val="en-US"/>
+              </w:rPr>
+              <w:t>6</w:t>
+            </w:r>
+            <w:r>
+              <w:rPr>
+                <w:rFonts w:ascii="Calibri" w:hAnsi="Calibri" w:cs="Calibri"/>
+                <w:sz w:val="20"/>
+                <w:szCs w:val="20"/>
+                <w:lang w:val="en-US"/>
+              </w:rPr>
+              <w:t>4%ile</w:t>
             </w:r>
           </w:p>
         </w:tc>
@@ -6821,15 +6839,7 @@
           <w:sz w:val="14"/>
           <w:szCs w:val="14"/>
         </w:rPr>
-        <w:t>7 – Technical fest of IIT Madras</w:t>
-      </w:r>
-      <w:r>
-        <w:rPr>
-          <w:rFonts w:ascii="Calibri" w:hAnsi="Calibri" w:cs="Calibri"/>
-          <w:sz w:val="14"/>
-          <w:szCs w:val="14"/>
-        </w:rPr>
-        <w:t xml:space="preserve"> | 8</w:t>
+        <w:t>7 – Technical fest of IIT Madras | 8</w:t>
       </w:r>
       <w:r>
         <w:rPr>
